--- a/01 ปกนอกและปกใน ใหม่.docx
+++ b/01 ปกนอกและปกใน ใหม่.docx
@@ -21,7 +21,7 @@
           <w:szCs w:val="32"/>
         </w:rPr>
         <w:drawing>
-          <wp:anchor distT="0" distB="0" distL="114300" distR="114300" simplePos="0" relativeHeight="251658240" behindDoc="0" locked="0" layoutInCell="1" allowOverlap="1" wp14:anchorId="7EC4B0E1" wp14:editId="5DF886BB">
+          <wp:anchor distT="0" distB="0" distL="114300" distR="114300" simplePos="0" relativeHeight="251658240" behindDoc="0" locked="0" layoutInCell="1" allowOverlap="1" wp14:anchorId="7EC4B0E1" wp14:editId="01B1EF50">
             <wp:simplePos x="0" y="0"/>
             <wp:positionH relativeFrom="margin">
               <wp:align>center</wp:align>
@@ -287,7 +287,7 @@
         <w:spacing w:after="0"/>
         <w:jc w:val="center"/>
         <w:rPr>
-          <w:rFonts w:ascii="TH SarabunPSK" w:hAnsi="TH SarabunPSK" w:cs="TH SarabunPSK" w:hint="cs"/>
+          <w:rFonts w:ascii="TH SarabunPSK" w:hAnsi="TH SarabunPSK" w:cs="TH SarabunPSK"/>
           <w:b/>
           <w:bCs/>
           <w:sz w:val="40"/>
@@ -308,11 +308,87 @@
         </w:tabs>
         <w:spacing w:after="0" w:line="276" w:lineRule="auto"/>
         <w:rPr>
+          <w:rFonts w:ascii="TH SarabunPSK" w:hAnsi="TH SarabunPSK" w:cs="TH SarabunPSK"/>
+          <w:sz w:val="32"/>
+          <w:szCs w:val="32"/>
+        </w:rPr>
+      </w:pPr>
+      <w:r>
+        <w:rPr>
+          <w:rFonts w:ascii="TH SarabunPSK" w:hAnsi="TH SarabunPSK" w:cs="TH SarabunPSK"/>
+          <w:sz w:val="32"/>
+          <w:szCs w:val="32"/>
+          <w:cs/>
+        </w:rPr>
+        <w:tab/>
+      </w:r>
+      <w:r>
+        <w:rPr>
+          <w:rFonts w:ascii="TH SarabunPSK" w:hAnsi="TH SarabunPSK" w:cs="TH SarabunPSK"/>
+          <w:sz w:val="32"/>
+          <w:szCs w:val="32"/>
+          <w:cs/>
+        </w:rPr>
+        <w:tab/>
+      </w:r>
+      <w:r>
+        <w:rPr>
+          <w:rFonts w:ascii="TH SarabunPSK" w:hAnsi="TH SarabunPSK" w:cs="TH SarabunPSK"/>
+          <w:sz w:val="32"/>
+          <w:szCs w:val="32"/>
+          <w:cs/>
+        </w:rPr>
+        <w:tab/>
+      </w:r>
+      <w:r>
+        <w:rPr>
           <w:rFonts w:ascii="TH SarabunPSK" w:hAnsi="TH SarabunPSK" w:cs="TH SarabunPSK" w:hint="cs"/>
           <w:sz w:val="32"/>
           <w:szCs w:val="32"/>
-        </w:rPr>
-      </w:pPr>
+          <w:cs/>
+        </w:rPr>
+        <w:t>นาย</w:t>
+      </w:r>
+      <w:r>
+        <w:rPr>
+          <w:rFonts w:ascii="TH SarabunPSK" w:hAnsi="TH SarabunPSK" w:cs="TH SarabunPSK"/>
+          <w:sz w:val="32"/>
+          <w:szCs w:val="32"/>
+          <w:cs/>
+        </w:rPr>
+        <w:t>รัช</w:t>
+      </w:r>
+      <w:proofErr w:type="spellStart"/>
+      <w:r>
+        <w:rPr>
+          <w:rFonts w:ascii="TH SarabunPSK" w:hAnsi="TH SarabunPSK" w:cs="TH SarabunPSK"/>
+          <w:sz w:val="32"/>
+          <w:szCs w:val="32"/>
+          <w:cs/>
+        </w:rPr>
+        <w:t>ช์</w:t>
+      </w:r>
+      <w:proofErr w:type="spellEnd"/>
+      <w:r>
+        <w:rPr>
+          <w:rFonts w:ascii="TH SarabunPSK" w:hAnsi="TH SarabunPSK" w:cs="TH SarabunPSK"/>
+          <w:sz w:val="32"/>
+          <w:szCs w:val="32"/>
+          <w:cs/>
+        </w:rPr>
+        <w:t>ชกฤต</w:t>
+      </w:r>
+      <w:proofErr w:type="spellStart"/>
+      <w:r>
+        <w:rPr>
+          <w:rFonts w:ascii="TH SarabunPSK" w:hAnsi="TH SarabunPSK" w:cs="TH SarabunPSK"/>
+          <w:sz w:val="32"/>
+          <w:szCs w:val="32"/>
+          <w:cs/>
+        </w:rPr>
+        <w:t>ย์</w:t>
+      </w:r>
+      <w:proofErr w:type="spellEnd"/>
       <w:r>
         <w:rPr>
           <w:rFonts w:ascii="TH SarabunPSK" w:hAnsi="TH SarabunPSK" w:cs="TH SarabunPSK"/>
@@ -329,52 +405,27 @@
           <w:szCs w:val="32"/>
           <w:cs/>
         </w:rPr>
-        <w:tab/>
-      </w:r>
-      <w:r>
-        <w:rPr>
-          <w:rFonts w:ascii="TH SarabunPSK" w:hAnsi="TH SarabunPSK" w:cs="TH SarabunPSK"/>
-          <w:sz w:val="32"/>
-          <w:szCs w:val="32"/>
-          <w:cs/>
-        </w:rPr>
-        <w:tab/>
-      </w:r>
-      <w:r>
-        <w:rPr>
-          <w:rFonts w:ascii="TH SarabunPSK" w:hAnsi="TH SarabunPSK" w:cs="TH SarabunPSK" w:hint="cs"/>
-          <w:sz w:val="32"/>
-          <w:szCs w:val="32"/>
-          <w:cs/>
-        </w:rPr>
-        <w:t>นาย</w:t>
-      </w:r>
-      <w:r>
-        <w:rPr>
-          <w:rFonts w:ascii="TH SarabunPSK" w:hAnsi="TH SarabunPSK" w:cs="TH SarabunPSK"/>
-          <w:sz w:val="32"/>
-          <w:szCs w:val="32"/>
-          <w:cs/>
-        </w:rPr>
-        <w:t>รัชช์ชกฤตย์</w:t>
-      </w:r>
-      <w:r>
-        <w:rPr>
-          <w:rFonts w:ascii="TH SarabunPSK" w:hAnsi="TH SarabunPSK" w:cs="TH SarabunPSK"/>
-          <w:sz w:val="32"/>
-          <w:szCs w:val="32"/>
-          <w:cs/>
-        </w:rPr>
-        <w:tab/>
-      </w:r>
-      <w:r>
-        <w:rPr>
-          <w:rFonts w:ascii="TH SarabunPSK" w:hAnsi="TH SarabunPSK" w:cs="TH SarabunPSK"/>
-          <w:sz w:val="32"/>
-          <w:szCs w:val="32"/>
-          <w:cs/>
-        </w:rPr>
-        <w:t>กิตติโชคธนวัชร์</w:t>
+        <w:t>กิตติโชคธน</w:t>
+      </w:r>
+      <w:proofErr w:type="spellStart"/>
+      <w:r>
+        <w:rPr>
+          <w:rFonts w:ascii="TH SarabunPSK" w:hAnsi="TH SarabunPSK" w:cs="TH SarabunPSK"/>
+          <w:sz w:val="32"/>
+          <w:szCs w:val="32"/>
+          <w:cs/>
+        </w:rPr>
+        <w:t>วั</w:t>
+      </w:r>
+      <w:proofErr w:type="spellEnd"/>
+      <w:r>
+        <w:rPr>
+          <w:rFonts w:ascii="TH SarabunPSK" w:hAnsi="TH SarabunPSK" w:cs="TH SarabunPSK"/>
+          <w:sz w:val="32"/>
+          <w:szCs w:val="32"/>
+          <w:cs/>
+        </w:rPr>
+        <w:t>ชร์</w:t>
       </w:r>
     </w:p>
     <w:p>
@@ -471,7 +522,7 @@
         </w:tabs>
         <w:spacing w:after="0" w:line="276" w:lineRule="auto"/>
         <w:rPr>
-          <w:rFonts w:ascii="TH SarabunPSK" w:hAnsi="TH SarabunPSK" w:cs="TH SarabunPSK" w:hint="cs"/>
+          <w:rFonts w:ascii="TH SarabunPSK" w:hAnsi="TH SarabunPSK" w:cs="TH SarabunPSK"/>
           <w:sz w:val="32"/>
           <w:szCs w:val="32"/>
         </w:rPr>
@@ -629,7 +680,24 @@
           <w:szCs w:val="32"/>
           <w:cs/>
         </w:rPr>
-        <w:t>คณะอุตสาหกรรมและเทคโนโลยีมหาวิทยาลัยเทคโนโลยีราชมงคลรัตนโกสินทร์ วิทยาเขตวังไกลกังวล</w:t>
+        <w:t>คณะอุตสาหกรรมและเทคโนโลยี</w:t>
+      </w:r>
+      <w:r>
+        <w:rPr>
+          <w:rFonts w:ascii="TH SarabunPSK" w:hAnsi="TH SarabunPSK" w:cs="TH SarabunPSK"/>
+          <w:sz w:val="32"/>
+          <w:szCs w:val="32"/>
+        </w:rPr>
+        <w:t xml:space="preserve"> </w:t>
+      </w:r>
+      <w:r>
+        <w:rPr>
+          <w:rFonts w:ascii="TH SarabunPSK" w:hAnsi="TH SarabunPSK" w:cs="TH SarabunPSK"/>
+          <w:sz w:val="32"/>
+          <w:szCs w:val="32"/>
+          <w:cs/>
+        </w:rPr>
+        <w:t>มหาวิทยาลัยเทคโนโลยีราชมงคลรัตนโกสินทร์ วิทยาเขตวังไกลกังวล</w:t>
       </w:r>
       <w:r>
         <w:rPr>
@@ -847,7 +915,7 @@
         <w:spacing w:after="0"/>
         <w:jc w:val="center"/>
         <w:rPr>
-          <w:rFonts w:ascii="TH SarabunPSK" w:hAnsi="TH SarabunPSK" w:cs="TH SarabunPSK" w:hint="cs"/>
+          <w:rFonts w:ascii="TH SarabunPSK" w:hAnsi="TH SarabunPSK" w:cs="TH SarabunPSK"/>
           <w:sz w:val="32"/>
           <w:szCs w:val="32"/>
           <w:cs/>
@@ -978,7 +1046,7 @@
         <w:spacing w:after="0" w:line="276" w:lineRule="auto"/>
         <w:jc w:val="center"/>
         <w:rPr>
-          <w:rFonts w:ascii="TH SarabunPSK" w:hAnsi="TH SarabunPSK" w:cs="TH SarabunPSK" w:hint="cs"/>
+          <w:rFonts w:ascii="TH SarabunPSK" w:hAnsi="TH SarabunPSK" w:cs="TH SarabunPSK"/>
           <w:b/>
           <w:bCs/>
           <w:sz w:val="40"/>
@@ -999,7 +1067,7 @@
         </w:tabs>
         <w:spacing w:after="0" w:line="276" w:lineRule="auto"/>
         <w:rPr>
-          <w:rFonts w:ascii="TH SarabunPSK" w:hAnsi="TH SarabunPSK" w:cs="TH SarabunPSK" w:hint="cs"/>
+          <w:rFonts w:ascii="TH SarabunPSK" w:hAnsi="TH SarabunPSK" w:cs="TH SarabunPSK"/>
           <w:sz w:val="32"/>
           <w:szCs w:val="32"/>
         </w:rPr>
@@ -1103,6 +1171,7 @@
         </w:rPr>
         <w:tab/>
       </w:r>
+      <w:proofErr w:type="spellStart"/>
       <w:r>
         <w:rPr>
           <w:rFonts w:ascii="TH SarabunPSK" w:hAnsi="TH SarabunPSK" w:cs="TH SarabunPSK"/>
@@ -1111,6 +1180,7 @@
         </w:rPr>
         <w:t>Watcharin</w:t>
       </w:r>
+      <w:proofErr w:type="spellEnd"/>
       <w:r>
         <w:rPr>
           <w:rFonts w:ascii="TH SarabunPSK" w:hAnsi="TH SarabunPSK" w:cs="TH SarabunPSK"/>
@@ -1119,6 +1189,7 @@
         </w:rPr>
         <w:tab/>
       </w:r>
+      <w:proofErr w:type="spellStart"/>
       <w:r>
         <w:rPr>
           <w:rFonts w:ascii="TH SarabunPSK" w:hAnsi="TH SarabunPSK" w:cs="TH SarabunPSK"/>
@@ -1127,6 +1198,7 @@
         </w:rPr>
         <w:t>Sainan</w:t>
       </w:r>
+      <w:proofErr w:type="spellEnd"/>
     </w:p>
     <w:p>
       <w:pPr>
@@ -1139,7 +1211,7 @@
         </w:tabs>
         <w:spacing w:after="0"/>
         <w:rPr>
-          <w:rFonts w:ascii="TH SarabunPSK" w:hAnsi="TH SarabunPSK" w:cs="TH SarabunPSK" w:hint="cs"/>
+          <w:rFonts w:ascii="TH SarabunPSK" w:hAnsi="TH SarabunPSK" w:cs="TH SarabunPSK"/>
           <w:sz w:val="32"/>
           <w:szCs w:val="32"/>
         </w:rPr>
@@ -1194,7 +1266,7 @@
       <w:pPr>
         <w:spacing w:after="0"/>
         <w:rPr>
-          <w:rFonts w:ascii="TH SarabunPSK" w:hAnsi="TH SarabunPSK" w:cs="TH SarabunPSK" w:hint="cs"/>
+          <w:rFonts w:ascii="TH SarabunPSK" w:hAnsi="TH SarabunPSK" w:cs="TH SarabunPSK"/>
           <w:b/>
           <w:bCs/>
           <w:sz w:val="40"/>
@@ -1302,13 +1374,59 @@
           <w:szCs w:val="32"/>
         </w:rPr>
       </w:pPr>
-      <w:r>
-        <w:rPr>
-          <w:rFonts w:ascii="TH SarabunPSK" w:hAnsi="TH SarabunPSK" w:cs="TH SarabunPSK"/>
-          <w:sz w:val="32"/>
-          <w:szCs w:val="32"/>
-        </w:rPr>
-        <w:t xml:space="preserve">Rajamangala University of Technology Rattanakosin Wang Klaikangwon Campus </w:t>
+      <w:proofErr w:type="spellStart"/>
+      <w:r>
+        <w:rPr>
+          <w:rFonts w:ascii="TH SarabunPSK" w:hAnsi="TH SarabunPSK" w:cs="TH SarabunPSK"/>
+          <w:sz w:val="32"/>
+          <w:szCs w:val="32"/>
+        </w:rPr>
+        <w:t>Rajamangala</w:t>
+      </w:r>
+      <w:proofErr w:type="spellEnd"/>
+      <w:r>
+        <w:rPr>
+          <w:rFonts w:ascii="TH SarabunPSK" w:hAnsi="TH SarabunPSK" w:cs="TH SarabunPSK"/>
+          <w:sz w:val="32"/>
+          <w:szCs w:val="32"/>
+        </w:rPr>
+        <w:t xml:space="preserve"> University of Technology </w:t>
+      </w:r>
+      <w:proofErr w:type="spellStart"/>
+      <w:r>
+        <w:rPr>
+          <w:rFonts w:ascii="TH SarabunPSK" w:hAnsi="TH SarabunPSK" w:cs="TH SarabunPSK"/>
+          <w:sz w:val="32"/>
+          <w:szCs w:val="32"/>
+        </w:rPr>
+        <w:t>Rattanakosin</w:t>
+      </w:r>
+      <w:proofErr w:type="spellEnd"/>
+      <w:r>
+        <w:rPr>
+          <w:rFonts w:ascii="TH SarabunPSK" w:hAnsi="TH SarabunPSK" w:cs="TH SarabunPSK"/>
+          <w:sz w:val="32"/>
+          <w:szCs w:val="32"/>
+        </w:rPr>
+        <w:t xml:space="preserve"> Wang </w:t>
+      </w:r>
+      <w:proofErr w:type="spellStart"/>
+      <w:r>
+        <w:rPr>
+          <w:rFonts w:ascii="TH SarabunPSK" w:hAnsi="TH SarabunPSK" w:cs="TH SarabunPSK"/>
+          <w:sz w:val="32"/>
+          <w:szCs w:val="32"/>
+        </w:rPr>
+        <w:t>Klaikangwon</w:t>
+      </w:r>
+      <w:proofErr w:type="spellEnd"/>
+      <w:r>
+        <w:rPr>
+          <w:rFonts w:ascii="TH SarabunPSK" w:hAnsi="TH SarabunPSK" w:cs="TH SarabunPSK"/>
+          <w:sz w:val="32"/>
+          <w:szCs w:val="32"/>
+        </w:rPr>
+        <w:t xml:space="preserve"> Campus </w:t>
       </w:r>
     </w:p>
     <w:p>
@@ -1380,7 +1498,79 @@
           <w:sz w:val="32"/>
           <w:szCs w:val="32"/>
         </w:rPr>
-        <w:t xml:space="preserve">Copyright of Rajamangala University of Technology Rattanakosin. Wang Klai Kangwon </w:t>
+        <w:t xml:space="preserve">Copyright of </w:t>
+      </w:r>
+      <w:proofErr w:type="spellStart"/>
+      <w:r>
+        <w:rPr>
+          <w:rFonts w:ascii="TH SarabunPSK" w:hAnsi="TH SarabunPSK" w:cs="TH SarabunPSK"/>
+          <w:sz w:val="32"/>
+          <w:szCs w:val="32"/>
+        </w:rPr>
+        <w:t>Rajamangala</w:t>
+      </w:r>
+      <w:proofErr w:type="spellEnd"/>
+      <w:r>
+        <w:rPr>
+          <w:rFonts w:ascii="TH SarabunPSK" w:hAnsi="TH SarabunPSK" w:cs="TH SarabunPSK"/>
+          <w:sz w:val="32"/>
+          <w:szCs w:val="32"/>
+        </w:rPr>
+        <w:t xml:space="preserve"> University of Technology </w:t>
+      </w:r>
+      <w:proofErr w:type="spellStart"/>
+      <w:r>
+        <w:rPr>
+          <w:rFonts w:ascii="TH SarabunPSK" w:hAnsi="TH SarabunPSK" w:cs="TH SarabunPSK"/>
+          <w:sz w:val="32"/>
+          <w:szCs w:val="32"/>
+        </w:rPr>
+        <w:t>Rattanakosin</w:t>
+      </w:r>
+      <w:proofErr w:type="spellEnd"/>
+      <w:r>
+        <w:rPr>
+          <w:rFonts w:ascii="TH SarabunPSK" w:hAnsi="TH SarabunPSK" w:cs="TH SarabunPSK"/>
+          <w:sz w:val="32"/>
+          <w:szCs w:val="32"/>
+        </w:rPr>
+        <w:t xml:space="preserve">. Wang </w:t>
+      </w:r>
+      <w:proofErr w:type="spellStart"/>
+      <w:r>
+        <w:rPr>
+          <w:rFonts w:ascii="TH SarabunPSK" w:hAnsi="TH SarabunPSK" w:cs="TH SarabunPSK"/>
+          <w:sz w:val="32"/>
+          <w:szCs w:val="32"/>
+        </w:rPr>
+        <w:t>Klai</w:t>
+      </w:r>
+      <w:proofErr w:type="spellEnd"/>
+      <w:r>
+        <w:rPr>
+          <w:rFonts w:ascii="TH SarabunPSK" w:hAnsi="TH SarabunPSK" w:cs="TH SarabunPSK"/>
+          <w:sz w:val="32"/>
+          <w:szCs w:val="32"/>
+        </w:rPr>
+        <w:t xml:space="preserve"> </w:t>
+      </w:r>
+      <w:proofErr w:type="spellStart"/>
+      <w:r>
+        <w:rPr>
+          <w:rFonts w:ascii="TH SarabunPSK" w:hAnsi="TH SarabunPSK" w:cs="TH SarabunPSK"/>
+          <w:sz w:val="32"/>
+          <w:szCs w:val="32"/>
+        </w:rPr>
+        <w:t>Kangwon</w:t>
+      </w:r>
+      <w:proofErr w:type="spellEnd"/>
+      <w:r>
+        <w:rPr>
+          <w:rFonts w:ascii="TH SarabunPSK" w:hAnsi="TH SarabunPSK" w:cs="TH SarabunPSK"/>
+          <w:sz w:val="32"/>
+          <w:szCs w:val="32"/>
+        </w:rPr>
+        <w:t xml:space="preserve"> </w:t>
       </w:r>
     </w:p>
     <w:p>
@@ -1596,6 +1786,7 @@
     <w:lsdException w:name="HTML Sample" w:semiHidden="1" w:unhideWhenUsed="1"/>
     <w:lsdException w:name="HTML Typewriter" w:semiHidden="1" w:unhideWhenUsed="1"/>
     <w:lsdException w:name="HTML Variable" w:semiHidden="1" w:unhideWhenUsed="1"/>
+    <w:lsdException w:name="Normal Table" w:semiHidden="1" w:unhideWhenUsed="1"/>
     <w:lsdException w:name="annotation subject" w:semiHidden="1" w:unhideWhenUsed="1"/>
     <w:lsdException w:name="No List" w:semiHidden="1" w:unhideWhenUsed="1"/>
     <w:lsdException w:name="Outline List 1" w:semiHidden="1" w:unhideWhenUsed="1"/>
@@ -1642,8 +1833,10 @@
     <w:lsdException w:name="Table Subtle 2" w:semiHidden="1" w:unhideWhenUsed="1"/>
     <w:lsdException w:name="Table Web 1" w:semiHidden="1" w:unhideWhenUsed="1"/>
     <w:lsdException w:name="Table Web 2" w:semiHidden="1" w:unhideWhenUsed="1"/>
+    <w:lsdException w:name="Table Web 3" w:semiHidden="1" w:unhideWhenUsed="1"/>
     <w:lsdException w:name="Balloon Text" w:semiHidden="1" w:unhideWhenUsed="1"/>
     <w:lsdException w:name="Table Grid" w:uiPriority="39"/>
+    <w:lsdException w:name="Table Theme" w:semiHidden="1" w:unhideWhenUsed="1"/>
     <w:lsdException w:name="Placeholder Text" w:semiHidden="1"/>
     <w:lsdException w:name="No Spacing" w:uiPriority="1" w:qFormat="1"/>
     <w:lsdException w:name="Light Shading" w:uiPriority="60"/>
